--- a/2026-B/disenio-patrones-arquitectonicos/unidad-01/optional-activity/pdf/Practica-Unidad01.docx
+++ b/2026-B/disenio-patrones-arquitectonicos/unidad-01/optional-activity/pdf/Practica-Unidad01.docx
@@ -1279,7 +1279,7 @@
           <w:sz w:val="21"/>
           <w:szCs w:val="21"/>
         </w:rPr>
-        <w:t xml:space="preserve">Consejo:</w:t>
+        <w:t xml:space="preserve">Tip:</w:t>
       </w:r>
       <w:r>
         <w:rPr>

--- a/2026-B/disenio-patrones-arquitectonicos/unidad-01/optional-activity/pdf/Practica-Unidad01.docx
+++ b/2026-B/disenio-patrones-arquitectonicos/unidad-01/optional-activity/pdf/Practica-Unidad01.docx
@@ -692,7 +692,7 @@
           <w:sz w:val="21"/>
           <w:szCs w:val="21"/>
         </w:rPr>
-        <w:t xml:space="preserve"> del [proyecto ABP](../../abp/): el diagnóstico arquitectónico del reto de tu equipo. Si todavía no tienen reto, haz la Parte B con el que más te interese del catálogo.</w:t>
+        <w:t xml:space="preserve"> del [proyecto de aula](../../proyecto-aula/): el diagnóstico arquitectónico del reto de tu equipo. Si todavía no tienen reto, haz la Parte B con el que más te interese del catálogo.</w:t>
       </w:r>
     </w:p>
     <w:p>
